--- a/CV_Repreneur-Guillaume_CARMENT.docx
+++ b/CV_Repreneur-Guillaume_CARMENT.docx
@@ -124,7 +124,25 @@
           <w:sz w:val="20"/>
           <w:szCs w:val="20"/>
         </w:rPr>
-        <w:t>45 ans, marié, 5 enfants | 3 chemin de Gage, 69380 Chazay d’Azergues</w:t>
+        <w:t xml:space="preserve">45 ans, marié, 5 enfants | 3 chemin de Gage, 69380 </w:t>
+      </w:r>
+      <w:proofErr w:type="spellStart"/>
+      <w:r>
+        <w:rPr>
+          <w:color w:val="475569"/>
+          <w:sz w:val="20"/>
+          <w:szCs w:val="20"/>
+        </w:rPr>
+        <w:t>Chazay</w:t>
+      </w:r>
+      <w:proofErr w:type="spellEnd"/>
+      <w:r>
+        <w:rPr>
+          <w:color w:val="475569"/>
+          <w:sz w:val="20"/>
+          <w:szCs w:val="20"/>
+        </w:rPr>
+        <w:t xml:space="preserve"> d’Azergues</w:t>
       </w:r>
     </w:p>
     <w:p>
@@ -178,7 +196,25 @@
             <w:sz w:val="20"/>
             <w:szCs w:val="20"/>
           </w:rPr>
-          <w:t>linkedin.com/in/guillaumecarment/</w:t>
+          <w:t>linkedin.com/in/</w:t>
+        </w:r>
+        <w:proofErr w:type="spellStart"/>
+        <w:r>
+          <w:rPr>
+            <w:rStyle w:val="Lienhypertexte"/>
+            <w:sz w:val="20"/>
+            <w:szCs w:val="20"/>
+          </w:rPr>
+          <w:t>guillaumecarment</w:t>
+        </w:r>
+        <w:proofErr w:type="spellEnd"/>
+        <w:r>
+          <w:rPr>
+            <w:rStyle w:val="Lienhypertexte"/>
+            <w:sz w:val="20"/>
+            <w:szCs w:val="20"/>
+          </w:rPr>
+          <w:t>/</w:t>
         </w:r>
       </w:hyperlink>
     </w:p>
@@ -249,6 +285,10 @@
           <w:insideV w:val="single" w:sz="6" w:space="0" w:color="CBD5E1"/>
         </w:tblBorders>
         <w:tblLayout w:type="fixed"/>
+        <w:tblCellMar>
+          <w:top w:w="57" w:type="dxa"/>
+          <w:bottom w:w="57" w:type="dxa"/>
+        </w:tblCellMar>
         <w:tblLook w:val="0600" w:firstRow="0" w:lastRow="0" w:firstColumn="0" w:lastColumn="0" w:noHBand="1" w:noVBand="1"/>
       </w:tblPr>
       <w:tblGrid>
@@ -257,6 +297,7 @@
       </w:tblGrid>
       <w:tr>
         <w:trPr>
+          <w:trHeight w:val="170"/>
           <w:tblHeader/>
         </w:trPr>
         <w:tc>
@@ -278,26 +319,9 @@
           </w:tcPr>
           <w:p>
             <w:pPr>
-              <w:pBdr>
-                <w:top w:val="nil"/>
-                <w:left w:val="nil"/>
-                <w:bottom w:val="nil"/>
-                <w:right w:val="nil"/>
-                <w:between w:val="nil"/>
-              </w:pBdr>
-              <w:spacing w:before="120" w:after="120"/>
-              <w:rPr>
-                <w:color w:val="FFFFFF"/>
-                <w:sz w:val="20"/>
-                <w:szCs w:val="20"/>
-              </w:rPr>
+              <w:pStyle w:val="Sansinterligne"/>
             </w:pPr>
             <w:r>
-              <w:rPr>
-                <w:color w:val="FFFFFF"/>
-                <w:sz w:val="20"/>
-                <w:szCs w:val="20"/>
-              </w:rPr>
               <w:t>Critères</w:t>
             </w:r>
           </w:p>
@@ -321,26 +345,9 @@
           </w:tcPr>
           <w:p>
             <w:pPr>
-              <w:pBdr>
-                <w:top w:val="nil"/>
-                <w:left w:val="nil"/>
-                <w:bottom w:val="nil"/>
-                <w:right w:val="nil"/>
-                <w:between w:val="nil"/>
-              </w:pBdr>
-              <w:spacing w:before="120" w:after="120"/>
-              <w:rPr>
-                <w:color w:val="FFFFFF"/>
-                <w:sz w:val="20"/>
-                <w:szCs w:val="20"/>
-              </w:rPr>
+              <w:pStyle w:val="Sansinterligne"/>
             </w:pPr>
             <w:r>
-              <w:rPr>
-                <w:color w:val="FFFFFF"/>
-                <w:sz w:val="20"/>
-                <w:szCs w:val="20"/>
-              </w:rPr>
               <w:t>Détails &amp; Objectifs</w:t>
             </w:r>
           </w:p>
@@ -789,7 +796,49 @@
                 <w:sz w:val="20"/>
                 <w:szCs w:val="20"/>
               </w:rPr>
-              <w:t xml:space="preserve"> | CA de 1,5 M€ à 3 M€ | In bonis, à développer | ~10 collaborateurs (équipe autonome).</w:t>
+              <w:t xml:space="preserve"> | CA de </w:t>
+            </w:r>
+            <w:r>
+              <w:rPr>
+                <w:sz w:val="20"/>
+                <w:szCs w:val="20"/>
+              </w:rPr>
+              <w:t>800</w:t>
+            </w:r>
+            <w:r>
+              <w:rPr>
+                <w:sz w:val="20"/>
+                <w:szCs w:val="20"/>
+              </w:rPr>
+              <w:t xml:space="preserve"> </w:t>
+            </w:r>
+            <w:r>
+              <w:rPr>
+                <w:sz w:val="20"/>
+                <w:szCs w:val="20"/>
+              </w:rPr>
+              <w:t>K</w:t>
+            </w:r>
+            <w:r>
+              <w:rPr>
+                <w:sz w:val="20"/>
+                <w:szCs w:val="20"/>
+              </w:rPr>
+              <w:t xml:space="preserve">€ à </w:t>
+            </w:r>
+            <w:r>
+              <w:rPr>
+                <w:sz w:val="20"/>
+                <w:szCs w:val="20"/>
+              </w:rPr>
+              <w:t>2,5</w:t>
+            </w:r>
+            <w:r>
+              <w:rPr>
+                <w:sz w:val="20"/>
+                <w:szCs w:val="20"/>
+              </w:rPr>
+              <w:t xml:space="preserve"> M€ | In bonis, à développer | ~10 collaborateurs (équipe autonome).</w:t>
             </w:r>
           </w:p>
           <w:p>
@@ -920,25 +969,94 @@
                 <w:between w:val="nil"/>
               </w:pBdr>
               <w:rPr>
-                <w:sz w:val="20"/>
-                <w:szCs w:val="20"/>
-              </w:rPr>
-            </w:pPr>
-            <w:r>
-              <w:rPr>
                 <w:b/>
                 <w:bCs/>
                 <w:sz w:val="20"/>
                 <w:szCs w:val="20"/>
               </w:rPr>
-              <w:t>Prix de cession :</w:t>
-            </w:r>
-            <w:r>
-              <w:rPr>
-                <w:sz w:val="20"/>
-                <w:szCs w:val="20"/>
-              </w:rPr>
-              <w:t xml:space="preserve"> Jusqu’à 1,5 M€</w:t>
+            </w:pPr>
+            <w:r>
+              <w:rPr>
+                <w:b/>
+                <w:bCs/>
+                <w:sz w:val="20"/>
+                <w:szCs w:val="20"/>
+              </w:rPr>
+              <w:t>Valorisation ciblée :</w:t>
+            </w:r>
+          </w:p>
+          <w:p>
+            <w:pPr>
+              <w:pStyle w:val="Paragraphedeliste"/>
+              <w:numPr>
+                <w:ilvl w:val="0"/>
+                <w:numId w:val="6"/>
+              </w:numPr>
+              <w:pBdr>
+                <w:top w:val="nil"/>
+                <w:left w:val="nil"/>
+                <w:bottom w:val="nil"/>
+                <w:right w:val="nil"/>
+                <w:between w:val="nil"/>
+              </w:pBdr>
+              <w:ind w:left="505"/>
+              <w:rPr>
+                <w:sz w:val="20"/>
+                <w:szCs w:val="20"/>
+              </w:rPr>
+            </w:pPr>
+            <w:r>
+              <w:rPr>
+                <w:b/>
+                <w:bCs/>
+                <w:sz w:val="20"/>
+                <w:szCs w:val="20"/>
+              </w:rPr>
+              <w:t>Cible privilégiée</w:t>
+            </w:r>
+            <w:r>
+              <w:rPr>
+                <w:sz w:val="20"/>
+                <w:szCs w:val="20"/>
+              </w:rPr>
+              <w:t xml:space="preserve"> (Solo) : 400 K€ à 800 K€ (leviers classiques et prêts d'honneur).</w:t>
+            </w:r>
+          </w:p>
+          <w:p>
+            <w:pPr>
+              <w:pStyle w:val="Paragraphedeliste"/>
+              <w:numPr>
+                <w:ilvl w:val="0"/>
+                <w:numId w:val="6"/>
+              </w:numPr>
+              <w:pBdr>
+                <w:top w:val="nil"/>
+                <w:left w:val="nil"/>
+                <w:bottom w:val="nil"/>
+                <w:right w:val="nil"/>
+                <w:between w:val="nil"/>
+              </w:pBdr>
+              <w:ind w:left="505"/>
+              <w:rPr>
+                <w:sz w:val="20"/>
+                <w:szCs w:val="20"/>
+              </w:rPr>
+            </w:pPr>
+            <w:r>
+              <w:rPr>
+                <w:b/>
+                <w:bCs/>
+                <w:sz w:val="20"/>
+                <w:szCs w:val="20"/>
+              </w:rPr>
+              <w:t>Cible opportuniste</w:t>
+            </w:r>
+            <w:r>
+              <w:rPr>
+                <w:sz w:val="20"/>
+                <w:szCs w:val="20"/>
+              </w:rPr>
+              <w:t xml:space="preserve"> (jusqu'à 1,5 M€) : Capacité à structurer un LBI avec syndication d'un pool de Business Angels mobilisables.</w:t>
             </w:r>
           </w:p>
           <w:p>
@@ -969,7 +1087,21 @@
                 <w:sz w:val="20"/>
                 <w:szCs w:val="20"/>
               </w:rPr>
-              <w:t xml:space="preserve"> 100 000 € (fonds propres) </w:t>
+              <w:t xml:space="preserve"> 100 </w:t>
+            </w:r>
+            <w:r>
+              <w:rPr>
+                <w:sz w:val="20"/>
+                <w:szCs w:val="20"/>
+              </w:rPr>
+              <w:t>K</w:t>
+            </w:r>
+            <w:r>
+              <w:rPr>
+                <w:sz w:val="20"/>
+                <w:szCs w:val="20"/>
+              </w:rPr>
+              <w:t xml:space="preserve">€ (fonds propres) </w:t>
             </w:r>
           </w:p>
           <w:p>
@@ -1002,6 +1134,13 @@
               </w:rPr>
               <w:t> : Prêt d’honneur, Réseau Business Angels</w:t>
             </w:r>
+            <w:r>
+              <w:rPr>
+                <w:sz w:val="20"/>
+                <w:szCs w:val="20"/>
+              </w:rPr>
+              <w:t>, Co-investisseur</w:t>
+            </w:r>
           </w:p>
           <w:p>
             <w:pPr>
@@ -1031,21 +1170,21 @@
                 <w:sz w:val="20"/>
                 <w:szCs w:val="20"/>
               </w:rPr>
-              <w:t xml:space="preserve"> Emprunt bancaire + Crédit vendeur </w:t>
-            </w:r>
-            <w:r>
-              <w:rPr>
-                <w:sz w:val="20"/>
-                <w:szCs w:val="20"/>
-              </w:rPr>
-              <w:t>si nécessaire</w:t>
-            </w:r>
-            <w:r>
-              <w:rPr>
-                <w:sz w:val="20"/>
-                <w:szCs w:val="20"/>
-              </w:rPr>
-              <w:t>.</w:t>
+              <w:t xml:space="preserve"> </w:t>
+            </w:r>
+            <w:r>
+              <w:rPr>
+                <w:sz w:val="20"/>
+                <w:szCs w:val="20"/>
+              </w:rPr>
+              <w:t xml:space="preserve">Selon la cible - </w:t>
+            </w:r>
+            <w:r>
+              <w:rPr>
+                <w:sz w:val="20"/>
+                <w:szCs w:val="20"/>
+              </w:rPr>
+              <w:t>Emprunt bancaire + Crédit vendeur.</w:t>
             </w:r>
           </w:p>
         </w:tc>
@@ -1132,7 +1271,21 @@
                 <w:sz w:val="20"/>
                 <w:szCs w:val="20"/>
               </w:rPr>
-              <w:t>Prise de participation majoritaire ou totale | Accompagnement court par le cédant.</w:t>
+              <w:t xml:space="preserve">Prise de participation majoritaire ou totale | Accompagnement court </w:t>
+            </w:r>
+            <w:r>
+              <w:rPr>
+                <w:sz w:val="20"/>
+                <w:szCs w:val="20"/>
+              </w:rPr>
+              <w:t xml:space="preserve">(3 à 6 mois) </w:t>
+            </w:r>
+            <w:r>
+              <w:rPr>
+                <w:sz w:val="20"/>
+                <w:szCs w:val="20"/>
+              </w:rPr>
+              <w:t>par le cédant.</w:t>
             </w:r>
           </w:p>
           <w:p>
@@ -1321,7 +1474,23 @@
           <w:sz w:val="20"/>
           <w:szCs w:val="20"/>
         </w:rPr>
-        <w:t xml:space="preserve"> Stratégie BtoB/BtoC, prospection, réponse aux appels d'offres, fidélisation de clients.</w:t>
+        <w:t xml:space="preserve"> Stratégie </w:t>
+      </w:r>
+      <w:proofErr w:type="spellStart"/>
+      <w:r>
+        <w:rPr>
+          <w:sz w:val="20"/>
+          <w:szCs w:val="20"/>
+        </w:rPr>
+        <w:t>BtoB</w:t>
+      </w:r>
+      <w:proofErr w:type="spellEnd"/>
+      <w:r>
+        <w:rPr>
+          <w:sz w:val="20"/>
+          <w:szCs w:val="20"/>
+        </w:rPr>
+        <w:t>/BtoC, prospection, réponse aux appels d'offres, fidélisation de clients.</w:t>
       </w:r>
     </w:p>
     <w:p>
@@ -1479,7 +1648,15 @@
         <w:t>Réalisations :</w:t>
       </w:r>
       <w:r>
-        <w:t xml:space="preserve"> Création d'un portefeuille de +50 clients (Métropole de Clermont, Départements 69 et 93, SDMIS, Frénéhard). Structuration des offres de conseil (Stratégie SI, Organisation, PMO).</w:t>
+        <w:t xml:space="preserve"> Création d'un portefeuille de +50 clients (Métropole de Clermont, Départements 69 et 93, SDMIS, </w:t>
+      </w:r>
+      <w:proofErr w:type="spellStart"/>
+      <w:r>
+        <w:t>Frénéhard</w:t>
+      </w:r>
+      <w:proofErr w:type="spellEnd"/>
+      <w:r>
+        <w:t>). Structuration des offres de conseil (Stratégie SI, Organisation, PMO).</w:t>
       </w:r>
     </w:p>
     <w:p>
@@ -1697,7 +1874,7 @@
     </w:p>
     <w:sectPr>
       <w:pgSz w:w="12240" w:h="15840"/>
-      <w:pgMar w:top="1440" w:right="1080" w:bottom="1440" w:left="1080" w:header="0" w:footer="720" w:gutter="0"/>
+      <w:pgMar w:top="1134" w:right="1077" w:bottom="1134" w:left="1077" w:header="0" w:footer="720" w:gutter="0"/>
       <w:pgNumType w:start="1"/>
       <w:cols w:space="720"/>
       <w:docGrid w:linePitch="299"/>
@@ -1930,6 +2107,119 @@
     </w:lvl>
   </w:abstractNum>
   <w:abstractNum w:abstractNumId="1" w15:restartNumberingAfterBreak="0">
+    <w:nsid w:val="17FF35CD"/>
+    <w:multiLevelType w:val="hybridMultilevel"/>
+    <w:tmpl w:val="6B0AF51A"/>
+    <w:lvl w:ilvl="0" w:tplc="040C0001">
+      <w:start w:val="1"/>
+      <w:numFmt w:val="bullet"/>
+      <w:lvlText w:val=""/>
+      <w:lvlJc w:val="left"/>
+      <w:pPr>
+        <w:ind w:left="720" w:hanging="360"/>
+      </w:pPr>
+      <w:rPr>
+        <w:rFonts w:ascii="Symbol" w:hAnsi="Symbol" w:hint="default"/>
+      </w:rPr>
+    </w:lvl>
+    <w:lvl w:ilvl="1" w:tplc="040C0003" w:tentative="1">
+      <w:start w:val="1"/>
+      <w:numFmt w:val="bullet"/>
+      <w:lvlText w:val="o"/>
+      <w:lvlJc w:val="left"/>
+      <w:pPr>
+        <w:ind w:left="1440" w:hanging="360"/>
+      </w:pPr>
+      <w:rPr>
+        <w:rFonts w:ascii="Courier New" w:hAnsi="Courier New" w:cs="Courier New" w:hint="default"/>
+      </w:rPr>
+    </w:lvl>
+    <w:lvl w:ilvl="2" w:tplc="040C0005" w:tentative="1">
+      <w:start w:val="1"/>
+      <w:numFmt w:val="bullet"/>
+      <w:lvlText w:val=""/>
+      <w:lvlJc w:val="left"/>
+      <w:pPr>
+        <w:ind w:left="2160" w:hanging="360"/>
+      </w:pPr>
+      <w:rPr>
+        <w:rFonts w:ascii="Wingdings" w:hAnsi="Wingdings" w:hint="default"/>
+      </w:rPr>
+    </w:lvl>
+    <w:lvl w:ilvl="3" w:tplc="040C0001" w:tentative="1">
+      <w:start w:val="1"/>
+      <w:numFmt w:val="bullet"/>
+      <w:lvlText w:val=""/>
+      <w:lvlJc w:val="left"/>
+      <w:pPr>
+        <w:ind w:left="2880" w:hanging="360"/>
+      </w:pPr>
+      <w:rPr>
+        <w:rFonts w:ascii="Symbol" w:hAnsi="Symbol" w:hint="default"/>
+      </w:rPr>
+    </w:lvl>
+    <w:lvl w:ilvl="4" w:tplc="040C0003" w:tentative="1">
+      <w:start w:val="1"/>
+      <w:numFmt w:val="bullet"/>
+      <w:lvlText w:val="o"/>
+      <w:lvlJc w:val="left"/>
+      <w:pPr>
+        <w:ind w:left="3600" w:hanging="360"/>
+      </w:pPr>
+      <w:rPr>
+        <w:rFonts w:ascii="Courier New" w:hAnsi="Courier New" w:cs="Courier New" w:hint="default"/>
+      </w:rPr>
+    </w:lvl>
+    <w:lvl w:ilvl="5" w:tplc="040C0005" w:tentative="1">
+      <w:start w:val="1"/>
+      <w:numFmt w:val="bullet"/>
+      <w:lvlText w:val=""/>
+      <w:lvlJc w:val="left"/>
+      <w:pPr>
+        <w:ind w:left="4320" w:hanging="360"/>
+      </w:pPr>
+      <w:rPr>
+        <w:rFonts w:ascii="Wingdings" w:hAnsi="Wingdings" w:hint="default"/>
+      </w:rPr>
+    </w:lvl>
+    <w:lvl w:ilvl="6" w:tplc="040C0001" w:tentative="1">
+      <w:start w:val="1"/>
+      <w:numFmt w:val="bullet"/>
+      <w:lvlText w:val=""/>
+      <w:lvlJc w:val="left"/>
+      <w:pPr>
+        <w:ind w:left="5040" w:hanging="360"/>
+      </w:pPr>
+      <w:rPr>
+        <w:rFonts w:ascii="Symbol" w:hAnsi="Symbol" w:hint="default"/>
+      </w:rPr>
+    </w:lvl>
+    <w:lvl w:ilvl="7" w:tplc="040C0003" w:tentative="1">
+      <w:start w:val="1"/>
+      <w:numFmt w:val="bullet"/>
+      <w:lvlText w:val="o"/>
+      <w:lvlJc w:val="left"/>
+      <w:pPr>
+        <w:ind w:left="5760" w:hanging="360"/>
+      </w:pPr>
+      <w:rPr>
+        <w:rFonts w:ascii="Courier New" w:hAnsi="Courier New" w:cs="Courier New" w:hint="default"/>
+      </w:rPr>
+    </w:lvl>
+    <w:lvl w:ilvl="8" w:tplc="040C0005" w:tentative="1">
+      <w:start w:val="1"/>
+      <w:numFmt w:val="bullet"/>
+      <w:lvlText w:val=""/>
+      <w:lvlJc w:val="left"/>
+      <w:pPr>
+        <w:ind w:left="6480" w:hanging="360"/>
+      </w:pPr>
+      <w:rPr>
+        <w:rFonts w:ascii="Wingdings" w:hAnsi="Wingdings" w:hint="default"/>
+      </w:rPr>
+    </w:lvl>
+  </w:abstractNum>
+  <w:abstractNum w:abstractNumId="2" w15:restartNumberingAfterBreak="0">
     <w:nsid w:val="196D2266"/>
     <w:multiLevelType w:val="multilevel"/>
     <w:tmpl w:val="9C8A07EA"/>
@@ -2150,7 +2440,7 @@
       </w:rPr>
     </w:lvl>
   </w:abstractNum>
-  <w:abstractNum w:abstractNumId="2" w15:restartNumberingAfterBreak="0">
+  <w:abstractNum w:abstractNumId="3" w15:restartNumberingAfterBreak="0">
     <w:nsid w:val="4A433BA6"/>
     <w:multiLevelType w:val="multilevel"/>
     <w:tmpl w:val="1CE4A002"/>
@@ -2371,7 +2661,7 @@
       </w:rPr>
     </w:lvl>
   </w:abstractNum>
-  <w:abstractNum w:abstractNumId="3" w15:restartNumberingAfterBreak="0">
+  <w:abstractNum w:abstractNumId="4" w15:restartNumberingAfterBreak="0">
     <w:nsid w:val="4F1057B1"/>
     <w:multiLevelType w:val="multilevel"/>
     <w:tmpl w:val="C5C6C394"/>
@@ -2592,7 +2882,7 @@
       </w:rPr>
     </w:lvl>
   </w:abstractNum>
-  <w:abstractNum w:abstractNumId="4" w15:restartNumberingAfterBreak="0">
+  <w:abstractNum w:abstractNumId="5" w15:restartNumberingAfterBreak="0">
     <w:nsid w:val="79FD3EE9"/>
     <w:multiLevelType w:val="multilevel"/>
     <w:tmpl w:val="3F8AE730"/>
@@ -2814,19 +3104,22 @@
     </w:lvl>
   </w:abstractNum>
   <w:num w:numId="1" w16cid:durableId="1966083326">
-    <w:abstractNumId w:val="1"/>
+    <w:abstractNumId w:val="2"/>
   </w:num>
   <w:num w:numId="2" w16cid:durableId="632640892">
-    <w:abstractNumId w:val="2"/>
+    <w:abstractNumId w:val="3"/>
   </w:num>
   <w:num w:numId="3" w16cid:durableId="1828132759">
     <w:abstractNumId w:val="0"/>
   </w:num>
   <w:num w:numId="4" w16cid:durableId="2122724979">
-    <w:abstractNumId w:val="3"/>
+    <w:abstractNumId w:val="4"/>
   </w:num>
   <w:num w:numId="5" w16cid:durableId="685407600">
-    <w:abstractNumId w:val="4"/>
+    <w:abstractNumId w:val="5"/>
+  </w:num>
+  <w:num w:numId="6" w16cid:durableId="1889805958">
+    <w:abstractNumId w:val="1"/>
   </w:num>
 </w:numbering>
 </file>
@@ -3385,6 +3678,7 @@
   <w:style w:type="character" w:default="1" w:styleId="Policepardfaut">
     <w:name w:val="Default Paragraph Font"/>
     <w:uiPriority w:val="1"/>
+    <w:semiHidden/>
     <w:unhideWhenUsed/>
   </w:style>
   <w:style w:type="table" w:default="1" w:styleId="TableauNormal">
@@ -3486,6 +3780,23 @@
       <w:color w:val="605E5C"/>
       <w:shd w:val="clear" w:color="auto" w:fill="E1DFDD"/>
     </w:rPr>
+  </w:style>
+  <w:style w:type="paragraph" w:styleId="Paragraphedeliste">
+    <w:name w:val="List Paragraph"/>
+    <w:basedOn w:val="Normal"/>
+    <w:uiPriority w:val="34"/>
+    <w:qFormat/>
+    <w:rsid w:val="00D212BD"/>
+    <w:pPr>
+      <w:ind w:left="720"/>
+      <w:contextualSpacing/>
+    </w:pPr>
+  </w:style>
+  <w:style w:type="paragraph" w:styleId="Sansinterligne">
+    <w:name w:val="No Spacing"/>
+    <w:uiPriority w:val="1"/>
+    <w:qFormat/>
+    <w:rsid w:val="00D212BD"/>
   </w:style>
 </w:styles>
 </file>
